--- a/MEE610_lista_exercicios_transcal.docx
+++ b/MEE610_lista_exercicios_transcal.docx
@@ -243,10 +243,11 @@
           <w:r>
             <w:fldChar w:fldCharType="separate"/>
           </w:r>
-          <w:hyperlink w:anchor="_Toc237200575" w:history="1">
+          <w:hyperlink w:anchor="_Toc237203463" w:history="1">
             <w:r>
               <w:rPr>
                 <w:rStyle w:val="Hyperlink"/>
+                <w:rFonts w:ascii="Consolas" w:hAnsi="Consolas"/>
                 <w:noProof/>
               </w:rPr>
               <w:t>[0] – FORMULÁRIO</w:t>
@@ -270,7 +271,7 @@
                 <w:noProof/>
                 <w:webHidden/>
               </w:rPr>
-              <w:instrText xml:space="preserve"> PAGEREF _Toc237200575 \h </w:instrText>
+              <w:instrText xml:space="preserve"> PAGEREF _Toc237203463 \h </w:instrText>
             </w:r>
             <w:r>
               <w:rPr>
@@ -290,7 +291,7 @@
                 <w:noProof/>
                 <w:webHidden/>
               </w:rPr>
-              <w:t>1</w:t>
+              <w:t>2</w:t>
             </w:r>
             <w:r>
               <w:rPr>
@@ -316,7 +317,7 @@
               <w14:ligatures w14:val="standardContextual"/>
             </w:rPr>
           </w:pPr>
-          <w:hyperlink w:anchor="_Toc237200576" w:history="1">
+          <w:hyperlink w:anchor="_Toc237203464" w:history="1">
             <w:r>
               <w:rPr>
                 <w:rStyle w:val="Hyperlink"/>
@@ -344,7 +345,7 @@
                 <w:noProof/>
                 <w:webHidden/>
               </w:rPr>
-              <w:instrText xml:space="preserve"> PAGEREF _Toc237200576 \h </w:instrText>
+              <w:instrText xml:space="preserve"> PAGEREF _Toc237203464 \h </w:instrText>
             </w:r>
             <w:r>
               <w:rPr>
@@ -364,7 +365,7 @@
                 <w:noProof/>
                 <w:webHidden/>
               </w:rPr>
-              <w:t>2</w:t>
+              <w:t>3</w:t>
             </w:r>
             <w:r>
               <w:rPr>
@@ -390,7 +391,7 @@
               <w14:ligatures w14:val="standardContextual"/>
             </w:rPr>
           </w:pPr>
-          <w:hyperlink w:anchor="_Toc237200577" w:history="1">
+          <w:hyperlink w:anchor="_Toc237203465" w:history="1">
             <w:r>
               <w:rPr>
                 <w:rStyle w:val="Hyperlink"/>
@@ -418,7 +419,7 @@
                 <w:noProof/>
                 <w:webHidden/>
               </w:rPr>
-              <w:instrText xml:space="preserve"> PAGEREF _Toc237200577 \h </w:instrText>
+              <w:instrText xml:space="preserve"> PAGEREF _Toc237203465 \h </w:instrText>
             </w:r>
             <w:r>
               <w:rPr>
@@ -438,7 +439,7 @@
                 <w:noProof/>
                 <w:webHidden/>
               </w:rPr>
-              <w:t>3</w:t>
+              <w:t>4</w:t>
             </w:r>
             <w:r>
               <w:rPr>
@@ -464,7 +465,7 @@
               <w14:ligatures w14:val="standardContextual"/>
             </w:rPr>
           </w:pPr>
-          <w:hyperlink w:anchor="_Toc237200578" w:history="1">
+          <w:hyperlink w:anchor="_Toc237203466" w:history="1">
             <w:r>
               <w:rPr>
                 <w:rStyle w:val="Hyperlink"/>
@@ -492,7 +493,7 @@
                 <w:noProof/>
                 <w:webHidden/>
               </w:rPr>
-              <w:instrText xml:space="preserve"> PAGEREF _Toc237200578 \h </w:instrText>
+              <w:instrText xml:space="preserve"> PAGEREF _Toc237203466 \h </w:instrText>
             </w:r>
             <w:r>
               <w:rPr>
@@ -512,7 +513,7 @@
                 <w:noProof/>
                 <w:webHidden/>
               </w:rPr>
-              <w:t>7</w:t>
+              <w:t>8</w:t>
             </w:r>
             <w:r>
               <w:rPr>
@@ -538,7 +539,7 @@
               <w14:ligatures w14:val="standardContextual"/>
             </w:rPr>
           </w:pPr>
-          <w:hyperlink w:anchor="_Toc237200579" w:history="1">
+          <w:hyperlink w:anchor="_Toc237203467" w:history="1">
             <w:r>
               <w:rPr>
                 <w:rStyle w:val="Hyperlink"/>
@@ -566,7 +567,7 @@
                 <w:noProof/>
                 <w:webHidden/>
               </w:rPr>
-              <w:instrText xml:space="preserve"> PAGEREF _Toc237200579 \h </w:instrText>
+              <w:instrText xml:space="preserve"> PAGEREF _Toc237203467 \h </w:instrText>
             </w:r>
             <w:r>
               <w:rPr>
@@ -586,7 +587,7 @@
                 <w:noProof/>
                 <w:webHidden/>
               </w:rPr>
-              <w:t>10</w:t>
+              <w:t>11</w:t>
             </w:r>
             <w:r>
               <w:rPr>
@@ -612,7 +613,7 @@
               <w14:ligatures w14:val="standardContextual"/>
             </w:rPr>
           </w:pPr>
-          <w:hyperlink w:anchor="_Toc237200580" w:history="1">
+          <w:hyperlink w:anchor="_Toc237203468" w:history="1">
             <w:r>
               <w:rPr>
                 <w:rStyle w:val="Hyperlink"/>
@@ -640,7 +641,7 @@
                 <w:noProof/>
                 <w:webHidden/>
               </w:rPr>
-              <w:instrText xml:space="preserve"> PAGEREF _Toc237200580 \h </w:instrText>
+              <w:instrText xml:space="preserve"> PAGEREF _Toc237203468 \h </w:instrText>
             </w:r>
             <w:r>
               <w:rPr>
@@ -686,7 +687,7 @@
               <w14:ligatures w14:val="standardContextual"/>
             </w:rPr>
           </w:pPr>
-          <w:hyperlink w:anchor="_Toc237200581" w:history="1">
+          <w:hyperlink w:anchor="_Toc237203469" w:history="1">
             <w:r>
               <w:rPr>
                 <w:rStyle w:val="Hyperlink"/>
@@ -714,7 +715,7 @@
                 <w:noProof/>
                 <w:webHidden/>
               </w:rPr>
-              <w:instrText xml:space="preserve"> PAGEREF _Toc237200581 \h </w:instrText>
+              <w:instrText xml:space="preserve"> PAGEREF _Toc237203469 \h </w:instrText>
             </w:r>
             <w:r>
               <w:rPr>
@@ -764,27 +765,123 @@
     </w:p>
     <w:p>
       <w:pPr>
+        <w:spacing w:line="240" w:lineRule="auto"/>
+        <w:jc w:val="left"/>
+      </w:pPr>
+    </w:p>
+    <w:p>
+      <w:pPr>
+        <w:spacing w:line="240" w:lineRule="auto"/>
+        <w:jc w:val="left"/>
+      </w:pPr>
+    </w:p>
+    <w:p>
+      <w:pPr>
+        <w:spacing w:line="240" w:lineRule="auto"/>
+        <w:jc w:val="left"/>
+      </w:pPr>
+    </w:p>
+    <w:p>
+      <w:pPr>
+        <w:spacing w:line="240" w:lineRule="auto"/>
+        <w:jc w:val="left"/>
+      </w:pPr>
+    </w:p>
+    <w:p>
+      <w:pPr>
+        <w:spacing w:line="240" w:lineRule="auto"/>
+        <w:jc w:val="left"/>
+      </w:pPr>
+    </w:p>
+    <w:p>
+      <w:pPr>
+        <w:spacing w:line="240" w:lineRule="auto"/>
+        <w:jc w:val="left"/>
+      </w:pPr>
+    </w:p>
+    <w:p>
+      <w:pPr>
+        <w:spacing w:line="240" w:lineRule="auto"/>
+        <w:jc w:val="left"/>
+      </w:pPr>
+    </w:p>
+    <w:p>
+      <w:pPr>
+        <w:spacing w:line="240" w:lineRule="auto"/>
+        <w:jc w:val="left"/>
+      </w:pPr>
+    </w:p>
+    <w:p>
+      <w:pPr>
+        <w:spacing w:line="240" w:lineRule="auto"/>
+        <w:jc w:val="left"/>
+      </w:pPr>
+    </w:p>
+    <w:p>
+      <w:pPr>
+        <w:spacing w:line="240" w:lineRule="auto"/>
+        <w:jc w:val="left"/>
+      </w:pPr>
+    </w:p>
+    <w:p>
+      <w:pPr>
+        <w:spacing w:line="240" w:lineRule="auto"/>
+        <w:jc w:val="left"/>
+      </w:pPr>
+    </w:p>
+    <w:p>
+      <w:pPr>
+        <w:spacing w:line="240" w:lineRule="auto"/>
+        <w:jc w:val="left"/>
+      </w:pPr>
+    </w:p>
+    <w:p>
+      <w:pPr>
+        <w:spacing w:line="240" w:lineRule="auto"/>
+        <w:jc w:val="left"/>
+      </w:pPr>
+    </w:p>
+    <w:p>
+      <w:pPr>
+        <w:spacing w:line="240" w:lineRule="auto"/>
+        <w:jc w:val="left"/>
+      </w:pPr>
+    </w:p>
+    <w:p>
+      <w:pPr>
+        <w:spacing w:line="240" w:lineRule="auto"/>
+        <w:jc w:val="left"/>
+      </w:pPr>
+    </w:p>
+    <w:p>
+      <w:pPr>
         <w:pStyle w:val="Ttulo2"/>
-      </w:pPr>
-      <w:bookmarkStart w:id="9" w:name="_Toc237200575"/>
-      <w:r>
+        <w:rPr>
+          <w:rFonts w:ascii="Consolas" w:hAnsi="Consolas"/>
+          <w:szCs w:val="32"/>
+        </w:rPr>
+      </w:pPr>
+      <w:bookmarkStart w:id="9" w:name="_Toc237203463"/>
+      <w:r>
+        <w:rPr>
+          <w:rFonts w:ascii="Consolas" w:hAnsi="Consolas"/>
+          <w:szCs w:val="32"/>
+        </w:rPr>
+        <w:lastRenderedPageBreak/>
         <w:t>[</w:t>
       </w:r>
       <w:r>
-        <w:t>0</w:t>
-      </w:r>
-      <w:r>
-        <w:t xml:space="preserve">] </w:t>
-      </w:r>
-      <w:r>
-        <w:t>–</w:t>
-      </w:r>
-      <w:r>
-        <w:t xml:space="preserve"> </w:t>
-      </w:r>
-      <w:r>
-        <w:rPr>
+        <w:rPr>
+          <w:rFonts w:ascii="Consolas" w:hAnsi="Consolas"/>
+          <w:szCs w:val="32"/>
+        </w:rPr>
+        <w:t xml:space="preserve">0] – </w:t>
+      </w:r>
+      <w:r>
+        <w:rPr>
+          <w:rFonts w:ascii="Consolas" w:hAnsi="Consolas"/>
           <w:caps w:val="0"/>
+          <w:szCs w:val="32"/>
         </w:rPr>
         <w:t>FORMULÁRIO</w:t>
       </w:r>
@@ -7146,17 +7243,248 @@
     </w:p>
     <w:p>
       <w:pPr>
+        <w:spacing w:line="240" w:lineRule="auto"/>
+        <w:jc w:val="left"/>
+        <w:rPr>
+          <w:sz w:val="12"/>
+          <w:szCs w:val="10"/>
+        </w:rPr>
+      </w:pPr>
+    </w:p>
+    <w:p>
+      <w:pPr>
+        <w:spacing w:line="240" w:lineRule="auto"/>
+        <w:jc w:val="left"/>
+        <w:rPr>
+          <w:sz w:val="12"/>
+          <w:szCs w:val="10"/>
+        </w:rPr>
+      </w:pPr>
+    </w:p>
+    <w:p>
+      <w:pPr>
+        <w:spacing w:line="240" w:lineRule="auto"/>
+        <w:jc w:val="left"/>
+        <w:rPr>
+          <w:sz w:val="12"/>
+          <w:szCs w:val="10"/>
+        </w:rPr>
+      </w:pPr>
+    </w:p>
+    <w:p>
+      <w:pPr>
+        <w:spacing w:line="240" w:lineRule="auto"/>
+        <w:jc w:val="left"/>
+        <w:rPr>
+          <w:sz w:val="12"/>
+          <w:szCs w:val="10"/>
+        </w:rPr>
+      </w:pPr>
+    </w:p>
+    <w:p>
+      <w:pPr>
+        <w:spacing w:line="240" w:lineRule="auto"/>
+        <w:jc w:val="left"/>
+        <w:rPr>
+          <w:sz w:val="12"/>
+          <w:szCs w:val="10"/>
+        </w:rPr>
+      </w:pPr>
+    </w:p>
+    <w:p>
+      <w:pPr>
+        <w:spacing w:line="240" w:lineRule="auto"/>
+        <w:jc w:val="left"/>
+        <w:rPr>
+          <w:sz w:val="12"/>
+          <w:szCs w:val="10"/>
+        </w:rPr>
+      </w:pPr>
+    </w:p>
+    <w:p>
+      <w:pPr>
+        <w:spacing w:line="240" w:lineRule="auto"/>
+        <w:jc w:val="left"/>
+        <w:rPr>
+          <w:sz w:val="12"/>
+          <w:szCs w:val="10"/>
+        </w:rPr>
+      </w:pPr>
+    </w:p>
+    <w:p>
+      <w:pPr>
+        <w:spacing w:line="240" w:lineRule="auto"/>
+        <w:jc w:val="left"/>
+        <w:rPr>
+          <w:sz w:val="12"/>
+          <w:szCs w:val="10"/>
+        </w:rPr>
+      </w:pPr>
+    </w:p>
+    <w:p>
+      <w:pPr>
+        <w:spacing w:line="240" w:lineRule="auto"/>
+        <w:jc w:val="left"/>
+        <w:rPr>
+          <w:sz w:val="12"/>
+          <w:szCs w:val="10"/>
+        </w:rPr>
+      </w:pPr>
+    </w:p>
+    <w:p>
+      <w:pPr>
+        <w:spacing w:line="240" w:lineRule="auto"/>
+        <w:jc w:val="left"/>
+        <w:rPr>
+          <w:sz w:val="12"/>
+          <w:szCs w:val="10"/>
+        </w:rPr>
+      </w:pPr>
+    </w:p>
+    <w:p>
+      <w:pPr>
+        <w:spacing w:line="240" w:lineRule="auto"/>
+        <w:jc w:val="left"/>
+        <w:rPr>
+          <w:sz w:val="12"/>
+          <w:szCs w:val="10"/>
+        </w:rPr>
+      </w:pPr>
+    </w:p>
+    <w:p>
+      <w:pPr>
+        <w:spacing w:line="240" w:lineRule="auto"/>
+        <w:jc w:val="left"/>
+        <w:rPr>
+          <w:sz w:val="12"/>
+          <w:szCs w:val="10"/>
+        </w:rPr>
+      </w:pPr>
+    </w:p>
+    <w:p>
+      <w:pPr>
+        <w:spacing w:line="240" w:lineRule="auto"/>
+        <w:jc w:val="left"/>
+        <w:rPr>
+          <w:sz w:val="12"/>
+          <w:szCs w:val="10"/>
+        </w:rPr>
+      </w:pPr>
+    </w:p>
+    <w:p>
+      <w:pPr>
+        <w:spacing w:line="240" w:lineRule="auto"/>
+        <w:jc w:val="left"/>
+        <w:rPr>
+          <w:sz w:val="12"/>
+          <w:szCs w:val="10"/>
+        </w:rPr>
+      </w:pPr>
+    </w:p>
+    <w:p>
+      <w:pPr>
+        <w:spacing w:line="240" w:lineRule="auto"/>
+        <w:jc w:val="left"/>
+        <w:rPr>
+          <w:sz w:val="12"/>
+          <w:szCs w:val="10"/>
+        </w:rPr>
+      </w:pPr>
+    </w:p>
+    <w:p>
+      <w:pPr>
+        <w:spacing w:line="240" w:lineRule="auto"/>
+        <w:jc w:val="left"/>
+        <w:rPr>
+          <w:sz w:val="12"/>
+          <w:szCs w:val="10"/>
+        </w:rPr>
+      </w:pPr>
+    </w:p>
+    <w:p>
+      <w:pPr>
+        <w:spacing w:line="240" w:lineRule="auto"/>
+        <w:jc w:val="left"/>
+        <w:rPr>
+          <w:sz w:val="12"/>
+          <w:szCs w:val="10"/>
+        </w:rPr>
+      </w:pPr>
+    </w:p>
+    <w:p>
+      <w:pPr>
+        <w:spacing w:line="240" w:lineRule="auto"/>
+        <w:jc w:val="left"/>
+        <w:rPr>
+          <w:sz w:val="12"/>
+          <w:szCs w:val="10"/>
+        </w:rPr>
+      </w:pPr>
+    </w:p>
+    <w:p>
+      <w:pPr>
+        <w:spacing w:line="240" w:lineRule="auto"/>
+        <w:jc w:val="left"/>
+        <w:rPr>
+          <w:sz w:val="12"/>
+          <w:szCs w:val="10"/>
+        </w:rPr>
+      </w:pPr>
+    </w:p>
+    <w:p>
+      <w:pPr>
+        <w:spacing w:line="240" w:lineRule="auto"/>
+        <w:jc w:val="left"/>
+        <w:rPr>
+          <w:sz w:val="12"/>
+          <w:szCs w:val="10"/>
+        </w:rPr>
+      </w:pPr>
+    </w:p>
+    <w:p>
+      <w:pPr>
+        <w:spacing w:line="240" w:lineRule="auto"/>
+        <w:jc w:val="left"/>
+        <w:rPr>
+          <w:sz w:val="12"/>
+          <w:szCs w:val="10"/>
+        </w:rPr>
+      </w:pPr>
+    </w:p>
+    <w:p>
+      <w:pPr>
+        <w:spacing w:line="240" w:lineRule="auto"/>
+        <w:jc w:val="left"/>
+        <w:rPr>
+          <w:sz w:val="12"/>
+          <w:szCs w:val="10"/>
+        </w:rPr>
+      </w:pPr>
+    </w:p>
+    <w:p>
+      <w:pPr>
+        <w:spacing w:line="240" w:lineRule="auto"/>
+        <w:jc w:val="left"/>
+        <w:rPr>
+          <w:sz w:val="12"/>
+          <w:szCs w:val="10"/>
+        </w:rPr>
+      </w:pPr>
+    </w:p>
+    <w:p>
+      <w:pPr>
         <w:pStyle w:val="Ttulo2"/>
         <w:jc w:val="left"/>
         <w:rPr>
           <w:rFonts w:ascii="Consolas" w:hAnsi="Consolas"/>
         </w:rPr>
       </w:pPr>
-      <w:bookmarkStart w:id="10" w:name="_Toc237200576"/>
-      <w:r>
-        <w:rPr>
-          <w:rFonts w:ascii="Consolas" w:hAnsi="Consolas"/>
-        </w:rPr>
+      <w:bookmarkStart w:id="10" w:name="_Toc237203464"/>
+      <w:r>
+        <w:rPr>
+          <w:rFonts w:ascii="Consolas" w:hAnsi="Consolas"/>
+        </w:rPr>
+        <w:lastRenderedPageBreak/>
         <w:t>[1] – CONDUÇÃO UNIDIMENSIONAL PERMANENTE</w:t>
       </w:r>
       <w:bookmarkEnd w:id="10"/>
@@ -7448,7 +7776,6 @@
           <w:rFonts w:ascii="Consolas" w:hAnsi="Consolas"/>
           <w:noProof/>
         </w:rPr>
-        <w:lastRenderedPageBreak/>
         <w:drawing>
           <wp:anchor distT="0" distB="0" distL="114300" distR="114300" simplePos="0" relativeHeight="251693056" behindDoc="0" locked="0" layoutInCell="1" allowOverlap="1" wp14:anchorId="255134E9" wp14:editId="54A00835">
             <wp:simplePos x="0" y="0"/>
@@ -7751,6 +8078,7 @@
           <w:rFonts w:ascii="Consolas" w:hAnsi="Consolas"/>
           <w:noProof/>
         </w:rPr>
+        <w:lastRenderedPageBreak/>
         <w:drawing>
           <wp:anchor distT="0" distB="0" distL="114300" distR="114300" simplePos="0" relativeHeight="251688960" behindDoc="0" locked="0" layoutInCell="1" allowOverlap="1" wp14:anchorId="6ED8B818" wp14:editId="27130FAC">
             <wp:simplePos x="0" y="0"/>
@@ -8083,13 +8411,6 @@
       <w:pPr>
         <w:rPr>
           <w:rFonts w:ascii="Consolas" w:hAnsi="Consolas"/>
-        </w:rPr>
-      </w:pPr>
-    </w:p>
-    <w:p>
-      <w:pPr>
-        <w:rPr>
-          <w:rFonts w:ascii="Consolas" w:hAnsi="Consolas"/>
           <w:b/>
           <w:bCs/>
         </w:rPr>
@@ -8097,35 +8418,16 @@
     </w:p>
     <w:p>
       <w:pPr>
-        <w:rPr>
-          <w:rFonts w:ascii="Consolas" w:hAnsi="Consolas"/>
-          <w:b/>
-          <w:bCs/>
-        </w:rPr>
-      </w:pPr>
-    </w:p>
-    <w:p>
-      <w:pPr>
-        <w:rPr>
-          <w:rFonts w:ascii="Consolas" w:hAnsi="Consolas"/>
-          <w:b/>
-          <w:bCs/>
-        </w:rPr>
-      </w:pPr>
-    </w:p>
-    <w:p>
-      <w:pPr>
         <w:pStyle w:val="Ttulo2"/>
         <w:rPr>
           <w:rFonts w:ascii="Consolas" w:hAnsi="Consolas"/>
         </w:rPr>
       </w:pPr>
-      <w:bookmarkStart w:id="11" w:name="_Toc237200577"/>
-      <w:r>
-        <w:rPr>
-          <w:rFonts w:ascii="Consolas" w:hAnsi="Consolas"/>
-        </w:rPr>
-        <w:lastRenderedPageBreak/>
+      <w:bookmarkStart w:id="11" w:name="_Toc237203465"/>
+      <w:r>
+        <w:rPr>
+          <w:rFonts w:ascii="Consolas" w:hAnsi="Consolas"/>
+        </w:rPr>
         <w:t>[2] – PAREDES PLANAS, RESISTÊNCIAS TÉRMICAS E CONTATO</w:t>
       </w:r>
       <w:bookmarkEnd w:id="11"/>
@@ -8359,6 +8661,69 @@
     </w:p>
     <w:p>
       <w:pPr>
+        <w:rPr>
+          <w:rFonts w:ascii="Consolas" w:hAnsi="Consolas"/>
+        </w:rPr>
+      </w:pPr>
+    </w:p>
+    <w:p>
+      <w:pPr>
+        <w:rPr>
+          <w:rFonts w:ascii="Consolas" w:hAnsi="Consolas"/>
+        </w:rPr>
+      </w:pPr>
+    </w:p>
+    <w:p>
+      <w:pPr>
+        <w:rPr>
+          <w:rFonts w:ascii="Consolas" w:hAnsi="Consolas"/>
+        </w:rPr>
+      </w:pPr>
+    </w:p>
+    <w:p>
+      <w:pPr>
+        <w:rPr>
+          <w:rFonts w:ascii="Consolas" w:hAnsi="Consolas"/>
+        </w:rPr>
+      </w:pPr>
+    </w:p>
+    <w:p>
+      <w:pPr>
+        <w:rPr>
+          <w:rFonts w:ascii="Consolas" w:hAnsi="Consolas"/>
+        </w:rPr>
+      </w:pPr>
+    </w:p>
+    <w:p>
+      <w:pPr>
+        <w:rPr>
+          <w:rFonts w:ascii="Consolas" w:hAnsi="Consolas"/>
+        </w:rPr>
+      </w:pPr>
+    </w:p>
+    <w:p>
+      <w:pPr>
+        <w:rPr>
+          <w:rFonts w:ascii="Consolas" w:hAnsi="Consolas"/>
+        </w:rPr>
+      </w:pPr>
+    </w:p>
+    <w:p>
+      <w:pPr>
+        <w:rPr>
+          <w:rFonts w:ascii="Consolas" w:hAnsi="Consolas"/>
+        </w:rPr>
+      </w:pPr>
+    </w:p>
+    <w:p>
+      <w:pPr>
+        <w:rPr>
+          <w:rFonts w:ascii="Consolas" w:hAnsi="Consolas"/>
+        </w:rPr>
+      </w:pPr>
+    </w:p>
+    <w:p>
+      <w:pPr>
         <w:spacing w:line="247" w:lineRule="auto"/>
         <w:rPr>
           <w:rFonts w:ascii="Consolas" w:hAnsi="Consolas"/>
@@ -8371,6 +8736,7 @@
           <w:noProof/>
           <w:sz w:val="22"/>
         </w:rPr>
+        <w:lastRenderedPageBreak/>
         <w:drawing>
           <wp:anchor distT="0" distB="0" distL="114300" distR="114300" simplePos="0" relativeHeight="251821056" behindDoc="0" locked="0" layoutInCell="1" allowOverlap="1" wp14:anchorId="1AE9A3D8" wp14:editId="103F5742">
             <wp:simplePos x="0" y="0"/>
@@ -8661,6 +9027,13 @@
           <w:rFonts w:ascii="Consolas" w:hAnsi="Consolas"/>
         </w:rPr>
       </w:pPr>
+    </w:p>
+    <w:p>
+      <w:pPr>
+        <w:rPr>
+          <w:rFonts w:ascii="Consolas" w:hAnsi="Consolas"/>
+        </w:rPr>
+      </w:pPr>
       <w:r>
         <w:rPr>
           <w:rFonts w:ascii="Consolas" w:hAnsi="Consolas"/>
@@ -8669,7 +9042,6 @@
           <w:noProof/>
           <w:sz w:val="22"/>
         </w:rPr>
-        <w:lastRenderedPageBreak/>
         <w:drawing>
           <wp:anchor distT="0" distB="0" distL="114300" distR="114300" simplePos="0" relativeHeight="251725824" behindDoc="0" locked="0" layoutInCell="1" allowOverlap="1" wp14:anchorId="529B771C" wp14:editId="3135400B">
             <wp:simplePos x="0" y="0"/>
@@ -8827,6 +9199,7 @@
           <w:noProof/>
           <w:sz w:val="22"/>
         </w:rPr>
+        <w:lastRenderedPageBreak/>
         <w:drawing>
           <wp:anchor distT="0" distB="0" distL="114300" distR="114300" simplePos="0" relativeHeight="251723776" behindDoc="0" locked="0" layoutInCell="1" allowOverlap="1" wp14:anchorId="5C4266E7" wp14:editId="60A37D2E">
             <wp:simplePos x="0" y="0"/>
@@ -9192,159 +9565,6 @@
     </w:p>
     <w:p>
       <w:pPr>
-        <w:spacing w:line="240" w:lineRule="auto"/>
-        <w:jc w:val="left"/>
-        <w:rPr>
-          <w:rFonts w:ascii="Consolas" w:hAnsi="Consolas"/>
-        </w:rPr>
-      </w:pPr>
-    </w:p>
-    <w:p>
-      <w:pPr>
-        <w:spacing w:line="240" w:lineRule="auto"/>
-        <w:jc w:val="left"/>
-        <w:rPr>
-          <w:rFonts w:ascii="Consolas" w:hAnsi="Consolas"/>
-        </w:rPr>
-      </w:pPr>
-    </w:p>
-    <w:p>
-      <w:pPr>
-        <w:spacing w:line="240" w:lineRule="auto"/>
-        <w:jc w:val="left"/>
-        <w:rPr>
-          <w:rFonts w:ascii="Consolas" w:hAnsi="Consolas"/>
-        </w:rPr>
-      </w:pPr>
-    </w:p>
-    <w:p>
-      <w:pPr>
-        <w:spacing w:line="240" w:lineRule="auto"/>
-        <w:jc w:val="left"/>
-        <w:rPr>
-          <w:rFonts w:ascii="Consolas" w:hAnsi="Consolas"/>
-        </w:rPr>
-      </w:pPr>
-    </w:p>
-    <w:p>
-      <w:pPr>
-        <w:spacing w:line="240" w:lineRule="auto"/>
-        <w:jc w:val="left"/>
-        <w:rPr>
-          <w:rFonts w:ascii="Consolas" w:hAnsi="Consolas"/>
-        </w:rPr>
-      </w:pPr>
-    </w:p>
-    <w:p>
-      <w:pPr>
-        <w:spacing w:line="240" w:lineRule="auto"/>
-        <w:jc w:val="left"/>
-        <w:rPr>
-          <w:rFonts w:ascii="Consolas" w:hAnsi="Consolas"/>
-        </w:rPr>
-      </w:pPr>
-    </w:p>
-    <w:p>
-      <w:pPr>
-        <w:spacing w:line="240" w:lineRule="auto"/>
-        <w:jc w:val="left"/>
-        <w:rPr>
-          <w:rFonts w:ascii="Consolas" w:hAnsi="Consolas"/>
-        </w:rPr>
-      </w:pPr>
-    </w:p>
-    <w:p>
-      <w:pPr>
-        <w:spacing w:line="240" w:lineRule="auto"/>
-        <w:jc w:val="left"/>
-        <w:rPr>
-          <w:rFonts w:ascii="Consolas" w:hAnsi="Consolas"/>
-        </w:rPr>
-      </w:pPr>
-    </w:p>
-    <w:p>
-      <w:pPr>
-        <w:spacing w:line="240" w:lineRule="auto"/>
-        <w:jc w:val="left"/>
-        <w:rPr>
-          <w:rFonts w:ascii="Consolas" w:hAnsi="Consolas"/>
-        </w:rPr>
-      </w:pPr>
-    </w:p>
-    <w:p>
-      <w:pPr>
-        <w:spacing w:line="240" w:lineRule="auto"/>
-        <w:jc w:val="left"/>
-        <w:rPr>
-          <w:rFonts w:ascii="Consolas" w:hAnsi="Consolas"/>
-        </w:rPr>
-      </w:pPr>
-    </w:p>
-    <w:p>
-      <w:pPr>
-        <w:spacing w:line="240" w:lineRule="auto"/>
-        <w:jc w:val="left"/>
-        <w:rPr>
-          <w:rFonts w:ascii="Consolas" w:hAnsi="Consolas"/>
-        </w:rPr>
-      </w:pPr>
-    </w:p>
-    <w:p>
-      <w:pPr>
-        <w:spacing w:line="240" w:lineRule="auto"/>
-        <w:jc w:val="left"/>
-        <w:rPr>
-          <w:rFonts w:ascii="Consolas" w:hAnsi="Consolas"/>
-        </w:rPr>
-      </w:pPr>
-    </w:p>
-    <w:p>
-      <w:pPr>
-        <w:spacing w:line="240" w:lineRule="auto"/>
-        <w:jc w:val="left"/>
-        <w:rPr>
-          <w:rFonts w:ascii="Consolas" w:hAnsi="Consolas"/>
-        </w:rPr>
-      </w:pPr>
-    </w:p>
-    <w:p>
-      <w:pPr>
-        <w:spacing w:line="240" w:lineRule="auto"/>
-        <w:jc w:val="left"/>
-        <w:rPr>
-          <w:rFonts w:ascii="Consolas" w:hAnsi="Consolas"/>
-        </w:rPr>
-      </w:pPr>
-    </w:p>
-    <w:p>
-      <w:pPr>
-        <w:spacing w:line="240" w:lineRule="auto"/>
-        <w:jc w:val="left"/>
-        <w:rPr>
-          <w:rFonts w:ascii="Consolas" w:hAnsi="Consolas"/>
-        </w:rPr>
-      </w:pPr>
-    </w:p>
-    <w:p>
-      <w:pPr>
-        <w:spacing w:line="240" w:lineRule="auto"/>
-        <w:jc w:val="left"/>
-        <w:rPr>
-          <w:rFonts w:ascii="Consolas" w:hAnsi="Consolas"/>
-        </w:rPr>
-      </w:pPr>
-    </w:p>
-    <w:p>
-      <w:pPr>
-        <w:spacing w:line="240" w:lineRule="auto"/>
-        <w:jc w:val="left"/>
-        <w:rPr>
-          <w:rFonts w:ascii="Consolas" w:hAnsi="Consolas"/>
-        </w:rPr>
-      </w:pPr>
-    </w:p>
-    <w:p>
-      <w:pPr>
         <w:rPr>
           <w:rFonts w:ascii="Consolas" w:hAnsi="Consolas"/>
         </w:rPr>
@@ -9355,7 +9575,6 @@
           <w:b/>
           <w:bCs/>
         </w:rPr>
-        <w:lastRenderedPageBreak/>
         <w:t>2.6 [Intermediário] –</w:t>
       </w:r>
       <w:r>
@@ -9683,27 +9902,6 @@
           <w:rFonts w:ascii="Consolas" w:hAnsi="Consolas"/>
         </w:rPr>
       </w:pPr>
-    </w:p>
-    <w:p>
-      <w:pPr>
-        <w:rPr>
-          <w:rFonts w:ascii="Consolas" w:hAnsi="Consolas"/>
-        </w:rPr>
-      </w:pPr>
-    </w:p>
-    <w:p>
-      <w:pPr>
-        <w:rPr>
-          <w:rFonts w:ascii="Consolas" w:hAnsi="Consolas"/>
-        </w:rPr>
-      </w:pPr>
-    </w:p>
-    <w:p>
-      <w:pPr>
-        <w:rPr>
-          <w:rFonts w:ascii="Consolas" w:hAnsi="Consolas"/>
-        </w:rPr>
-      </w:pPr>
       <w:r>
         <w:rPr>
           <w:rFonts w:ascii="Consolas" w:hAnsi="Consolas"/>
@@ -10653,7 +10851,7 @@
           <w:rFonts w:ascii="Consolas" w:hAnsi="Consolas"/>
         </w:rPr>
       </w:pPr>
-      <w:bookmarkStart w:id="12" w:name="_Toc237200578"/>
+      <w:bookmarkStart w:id="12" w:name="_Toc237203466"/>
       <w:r>
         <w:rPr>
           <w:rFonts w:ascii="Consolas" w:hAnsi="Consolas"/>
@@ -12342,7 +12540,7 @@
           <w:rFonts w:ascii="Consolas" w:hAnsi="Consolas"/>
         </w:rPr>
       </w:pPr>
-      <w:bookmarkStart w:id="13" w:name="_Toc237200579"/>
+      <w:bookmarkStart w:id="13" w:name="_Toc237203467"/>
       <w:r>
         <w:rPr>
           <w:rFonts w:ascii="Consolas" w:hAnsi="Consolas"/>
@@ -13825,10 +14023,10 @@
             <v:path o:extrusionok="f" gradientshapeok="t" o:connecttype="rect"/>
             <o:lock v:ext="edit" aspectratio="t"/>
           </v:shapetype>
-          <v:shape id="_x0000_i1027" type="#_x0000_t75" style="width:251.25pt;height:100.5pt" o:ole="">
+          <v:shape id="_x0000_i1025" type="#_x0000_t75" style="width:251.25pt;height:100.5pt" o:ole="">
             <v:imagedata r:id="rId33" o:title=""/>
           </v:shape>
-          <o:OLEObject Type="Embed" ProgID="CorelPhotoPaint.Image.12" ShapeID="_x0000_i1027" DrawAspect="Content" ObjectID="_1847814002" r:id="rId34"/>
+          <o:OLEObject Type="Embed" ProgID="CorelPhotoPaint.Image.12" ShapeID="_x0000_i1025" DrawAspect="Content" ObjectID="_1847816208" r:id="rId34"/>
         </w:object>
       </w:r>
     </w:p>
@@ -13944,10 +14142,10 @@
           <w:position w:val="-6"/>
         </w:rPr>
         <w:object w:dxaOrig="600" w:dyaOrig="320" w14:anchorId="49295BCE">
-          <v:shape id="_x0000_i1028" type="#_x0000_t75" style="width:27.75pt;height:15pt" o:ole="">
+          <v:shape id="_x0000_i1026" type="#_x0000_t75" style="width:27.75pt;height:15pt" o:ole="">
             <v:imagedata r:id="rId36" o:title=""/>
           </v:shape>
-          <o:OLEObject Type="Embed" ProgID="Equation.DSMT4" ShapeID="_x0000_i1028" DrawAspect="Content" ObjectID="_1847814003" r:id="rId37"/>
+          <o:OLEObject Type="Embed" ProgID="Equation.DSMT4" ShapeID="_x0000_i1026" DrawAspect="Content" ObjectID="_1847816209" r:id="rId37"/>
         </w:object>
       </w:r>
       <w:r>
@@ -14239,7 +14437,7 @@
           <w:rFonts w:ascii="Consolas" w:hAnsi="Consolas"/>
         </w:rPr>
       </w:pPr>
-      <w:bookmarkStart w:id="14" w:name="_Toc237200580"/>
+      <w:bookmarkStart w:id="14" w:name="_Toc237203468"/>
       <w:r>
         <w:rPr>
           <w:rFonts w:ascii="Consolas" w:hAnsi="Consolas"/>
@@ -14592,7 +14790,7 @@
           <w:sz w:val="22"/>
         </w:rPr>
         <w:drawing>
-          <wp:anchor distT="0" distB="0" distL="114300" distR="114300" simplePos="0" relativeHeight="251767808" behindDoc="0" locked="0" layoutInCell="1" allowOverlap="1" wp14:anchorId="1E0E0B4C" wp14:editId="7B7074C0">
+          <wp:anchor distT="0" distB="0" distL="114300" distR="114300" simplePos="0" relativeHeight="251767808" behindDoc="0" locked="0" layoutInCell="1" allowOverlap="1" wp14:anchorId="1E0E0B4C" wp14:editId="7CCA257A">
             <wp:simplePos x="0" y="0"/>
             <wp:positionH relativeFrom="margin">
               <wp:align>right</wp:align>
@@ -17061,7 +17259,7 @@
           <w:rFonts w:ascii="Consolas" w:hAnsi="Consolas"/>
         </w:rPr>
       </w:pPr>
-      <w:bookmarkStart w:id="15" w:name="_Toc237200581"/>
+      <w:bookmarkStart w:id="15" w:name="_Toc237203469"/>
       <w:r>
         <w:rPr>
           <w:rFonts w:ascii="Consolas" w:hAnsi="Consolas"/>
@@ -18685,6 +18883,7 @@
         </w:rPr>
         <w:t xml:space="preserve">] - </w:t>
       </w:r>
+      <w:proofErr w:type="spellStart"/>
       <w:r>
         <w:rPr>
           <w:rFonts w:ascii="Times New Roman" w:eastAsiaTheme="minorHAnsi" w:hAnsi="Times New Roman" w:cs="Times New Roman"/>
@@ -18692,7 +18891,57 @@
           <w:szCs w:val="20"/>
           <w:lang w:val="pt-BR"/>
         </w:rPr>
-        <w:t xml:space="preserve">Çengel, Yunus A. e Ghajar, Afshin J. 2012. </w:t>
+        <w:t>Çengel</w:t>
+      </w:r>
+      <w:proofErr w:type="spellEnd"/>
+      <w:r>
+        <w:rPr>
+          <w:rFonts w:ascii="Times New Roman" w:eastAsiaTheme="minorHAnsi" w:hAnsi="Times New Roman" w:cs="Times New Roman"/>
+          <w:sz w:val="20"/>
+          <w:szCs w:val="20"/>
+          <w:lang w:val="pt-BR"/>
+        </w:rPr>
+        <w:t xml:space="preserve">, Yunus A. e </w:t>
+      </w:r>
+      <w:proofErr w:type="spellStart"/>
+      <w:r>
+        <w:rPr>
+          <w:rFonts w:ascii="Times New Roman" w:eastAsiaTheme="minorHAnsi" w:hAnsi="Times New Roman" w:cs="Times New Roman"/>
+          <w:sz w:val="20"/>
+          <w:szCs w:val="20"/>
+          <w:lang w:val="pt-BR"/>
+        </w:rPr>
+        <w:t>Ghajar</w:t>
+      </w:r>
+      <w:proofErr w:type="spellEnd"/>
+      <w:r>
+        <w:rPr>
+          <w:rFonts w:ascii="Times New Roman" w:eastAsiaTheme="minorHAnsi" w:hAnsi="Times New Roman" w:cs="Times New Roman"/>
+          <w:sz w:val="20"/>
+          <w:szCs w:val="20"/>
+          <w:lang w:val="pt-BR"/>
+        </w:rPr>
+        <w:t xml:space="preserve">, </w:t>
+      </w:r>
+      <w:proofErr w:type="spellStart"/>
+      <w:r>
+        <w:rPr>
+          <w:rFonts w:ascii="Times New Roman" w:eastAsiaTheme="minorHAnsi" w:hAnsi="Times New Roman" w:cs="Times New Roman"/>
+          <w:sz w:val="20"/>
+          <w:szCs w:val="20"/>
+          <w:lang w:val="pt-BR"/>
+        </w:rPr>
+        <w:t>Afshin</w:t>
+      </w:r>
+      <w:proofErr w:type="spellEnd"/>
+      <w:r>
+        <w:rPr>
+          <w:rFonts w:ascii="Times New Roman" w:eastAsiaTheme="minorHAnsi" w:hAnsi="Times New Roman" w:cs="Times New Roman"/>
+          <w:sz w:val="20"/>
+          <w:szCs w:val="20"/>
+          <w:lang w:val="pt-BR"/>
+        </w:rPr>
+        <w:t xml:space="preserve"> J. 2012. </w:t>
       </w:r>
       <w:r>
         <w:rPr>
@@ -18790,7 +19039,27 @@
           <w:szCs w:val="20"/>
           <w:lang w:val="en-US"/>
         </w:rPr>
-        <w:t xml:space="preserve">Bergman, Theodore L. and Incropera, Frank P. and Lavine, Adrienne S. </w:t>
+        <w:t xml:space="preserve">Bergman, Theodore L. and </w:t>
+      </w:r>
+      <w:proofErr w:type="spellStart"/>
+      <w:r>
+        <w:rPr>
+          <w:rFonts w:ascii="Times New Roman" w:eastAsiaTheme="minorHAnsi" w:hAnsi="Times New Roman" w:cs="Times New Roman"/>
+          <w:sz w:val="20"/>
+          <w:szCs w:val="20"/>
+          <w:lang w:val="en-US"/>
+        </w:rPr>
+        <w:t>Incropera</w:t>
+      </w:r>
+      <w:proofErr w:type="spellEnd"/>
+      <w:r>
+        <w:rPr>
+          <w:rFonts w:ascii="Times New Roman" w:eastAsiaTheme="minorHAnsi" w:hAnsi="Times New Roman" w:cs="Times New Roman"/>
+          <w:sz w:val="20"/>
+          <w:szCs w:val="20"/>
+          <w:lang w:val="en-US"/>
+        </w:rPr>
+        <w:t xml:space="preserve">, Frank P. and Lavine, Adrienne S. </w:t>
       </w:r>
       <w:r>
         <w:rPr>
@@ -18863,6 +19132,7 @@
         </w:rPr>
         <w:t xml:space="preserve">] - </w:t>
       </w:r>
+      <w:proofErr w:type="spellStart"/>
       <w:r>
         <w:rPr>
           <w:rFonts w:ascii="Times New Roman" w:eastAsiaTheme="minorHAnsi" w:hAnsi="Times New Roman" w:cs="Times New Roman"/>
@@ -18870,7 +19140,17 @@
           <w:szCs w:val="20"/>
           <w:lang w:val="en-US"/>
         </w:rPr>
-        <w:t xml:space="preserve">Kreith, Frank and Manglik, Raj and Bohn, Mark. </w:t>
+        <w:t>Kreith</w:t>
+      </w:r>
+      <w:proofErr w:type="spellEnd"/>
+      <w:r>
+        <w:rPr>
+          <w:rFonts w:ascii="Times New Roman" w:eastAsiaTheme="minorHAnsi" w:hAnsi="Times New Roman" w:cs="Times New Roman"/>
+          <w:sz w:val="20"/>
+          <w:szCs w:val="20"/>
+          <w:lang w:val="en-US"/>
+        </w:rPr>
+        <w:t xml:space="preserve">, Frank and Manglik, Raj and Bohn, Mark. </w:t>
       </w:r>
       <w:r>
         <w:rPr>
@@ -20409,10 +20689,6 @@
 </file>
 
 <file path=customXml/item1.xml><?xml version="1.0" encoding="utf-8"?>
-<b:Sources xmlns:b="http://schemas.openxmlformats.org/officeDocument/2006/bibliography" xmlns="http://schemas.openxmlformats.org/officeDocument/2006/bibliography" SelectedStyle="\APASixthEditionOfficeOnline.xsl" StyleName="APA" Version="6"/>
-</file>
-
-<file path=customXml/item2.xml><?xml version="1.0" encoding="utf-8"?>
 <?mso-contentType ?>
 <FormTemplates xmlns="http://schemas.microsoft.com/sharepoint/v3/contenttype/forms">
   <Display>DocumentLibraryForm</Display>
@@ -20421,7 +20697,17 @@
 </FormTemplates>
 </file>
 
+<file path=customXml/item2.xml><?xml version="1.0" encoding="utf-8"?>
+<b:Sources xmlns:b="http://schemas.openxmlformats.org/officeDocument/2006/bibliography" xmlns="http://schemas.openxmlformats.org/officeDocument/2006/bibliography" SelectedStyle="\APASixthEditionOfficeOnline.xsl" StyleName="APA" Version="6"/>
+</file>
+
 <file path=customXml/item3.xml><?xml version="1.0" encoding="utf-8"?>
+<p:properties xmlns:p="http://schemas.microsoft.com/office/2006/metadata/properties" xmlns:xsi="http://www.w3.org/2001/XMLSchema-instance" xmlns:pc="http://schemas.microsoft.com/office/infopath/2007/PartnerControls">
+  <documentManagement/>
+</p:properties>
+</file>
+
+<file path=customXml/item4.xml><?xml version="1.0" encoding="utf-8"?>
 <ct:contentTypeSchema xmlns:ct="http://schemas.microsoft.com/office/2006/metadata/contentType" xmlns:ma="http://schemas.microsoft.com/office/2006/metadata/properties/metaAttributes" ct:_="" ma:_="" ma:contentTypeName="Document" ma:contentTypeID="0x0101009BF4823108584D4FA9C26FE1531E3FFB" ma:contentTypeVersion="2" ma:contentTypeDescription="Create a new document." ma:contentTypeScope="" ma:versionID="de32e7310fc708897bfc8af8d8de9dc8">
   <xsd:schema xmlns:xsd="http://www.w3.org/2001/XMLSchema" xmlns:xs="http://www.w3.org/2001/XMLSchema" xmlns:p="http://schemas.microsoft.com/office/2006/metadata/properties" xmlns:ns3="f10f0533-9bc9-4ccd-8723-ffc46ef8d1dc" targetNamespace="http://schemas.microsoft.com/office/2006/metadata/properties" ma:root="true" ma:fieldsID="701502e5ea216e24d03d21a4a1fb28b3" ns3:_="">
     <xsd:import namespace="f10f0533-9bc9-4ccd-8723-ffc46ef8d1dc"/>
@@ -20553,13 +20839,15 @@
 </ct:contentTypeSchema>
 </file>
 
-<file path=customXml/item4.xml><?xml version="1.0" encoding="utf-8"?>
-<p:properties xmlns:p="http://schemas.microsoft.com/office/2006/metadata/properties" xmlns:xsi="http://www.w3.org/2001/XMLSchema-instance" xmlns:pc="http://schemas.microsoft.com/office/infopath/2007/PartnerControls">
-  <documentManagement/>
-</p:properties>
+<file path=customXml/itemProps1.xml><?xml version="1.0" encoding="utf-8"?>
+<ds:datastoreItem xmlns:ds="http://schemas.openxmlformats.org/officeDocument/2006/customXml" ds:itemID="{5A71EEB4-A23E-4102-8BFD-F206343990BE}">
+  <ds:schemaRefs>
+    <ds:schemaRef ds:uri="http://schemas.microsoft.com/sharepoint/v3/contenttype/forms"/>
+  </ds:schemaRefs>
+</ds:datastoreItem>
 </file>
 
-<file path=customXml/itemProps1.xml><?xml version="1.0" encoding="utf-8"?>
+<file path=customXml/itemProps2.xml><?xml version="1.0" encoding="utf-8"?>
 <ds:datastoreItem xmlns:ds="http://schemas.openxmlformats.org/officeDocument/2006/customXml" ds:itemID="{B1F367AA-A186-49E8-A099-399AC68A4FFB}">
   <ds:schemaRefs>
     <ds:schemaRef ds:uri="http://schemas.openxmlformats.org/officeDocument/2006/bibliography"/>
@@ -20567,15 +20855,16 @@
 </ds:datastoreItem>
 </file>
 
-<file path=customXml/itemProps2.xml><?xml version="1.0" encoding="utf-8"?>
-<ds:datastoreItem xmlns:ds="http://schemas.openxmlformats.org/officeDocument/2006/customXml" ds:itemID="{5A71EEB4-A23E-4102-8BFD-F206343990BE}">
+<file path=customXml/itemProps3.xml><?xml version="1.0" encoding="utf-8"?>
+<ds:datastoreItem xmlns:ds="http://schemas.openxmlformats.org/officeDocument/2006/customXml" ds:itemID="{1ED76637-018D-40F6-89E8-4DA47FC187A8}">
   <ds:schemaRefs>
-    <ds:schemaRef ds:uri="http://schemas.microsoft.com/sharepoint/v3/contenttype/forms"/>
+    <ds:schemaRef ds:uri="http://schemas.microsoft.com/office/2006/metadata/properties"/>
+    <ds:schemaRef ds:uri="http://schemas.microsoft.com/office/infopath/2007/PartnerControls"/>
   </ds:schemaRefs>
 </ds:datastoreItem>
 </file>
 
-<file path=customXml/itemProps3.xml><?xml version="1.0" encoding="utf-8"?>
+<file path=customXml/itemProps4.xml><?xml version="1.0" encoding="utf-8"?>
 <ds:datastoreItem xmlns:ds="http://schemas.openxmlformats.org/officeDocument/2006/customXml" ds:itemID="{C5F40CE4-DF43-4683-B201-97377294643D}">
   <ds:schemaRefs>
     <ds:schemaRef ds:uri="http://schemas.microsoft.com/office/2006/metadata/contentType"/>
@@ -20591,13 +20880,4 @@
     <ds:schemaRef ds:uri="http://schemas.microsoft.com/internal/obd"/>
   </ds:schemaRefs>
 </ds:datastoreItem>
-</file>
-
-<file path=customXml/itemProps4.xml><?xml version="1.0" encoding="utf-8"?>
-<ds:datastoreItem xmlns:ds="http://schemas.openxmlformats.org/officeDocument/2006/customXml" ds:itemID="{1ED76637-018D-40F6-89E8-4DA47FC187A8}">
-  <ds:schemaRefs>
-    <ds:schemaRef ds:uri="http://schemas.microsoft.com/office/2006/metadata/properties"/>
-    <ds:schemaRef ds:uri="http://schemas.microsoft.com/office/infopath/2007/PartnerControls"/>
-  </ds:schemaRefs>
-</ds:datastoreItem>
 </file>